--- a/CÔNG TY TNHH VIỆT THUẬN PHÁT/VietThuanPhat_ThayDoiDiaChi/VietThuanPhat_QUYẾT ĐỊNH THAY ĐỔI.docx
+++ b/CÔNG TY TNHH VIỆT THUẬN PHÁT/VietThuanPhat_ThayDoiDiaChi/VietThuanPhat_QUYẾT ĐỊNH THAY ĐỔI.docx
@@ -83,7 +83,7 @@
                 <w:sz w:val="28"/>
                 <w:szCs w:val="28"/>
               </w:rPr>
-              <w:t>CÔNG TY TNHH HẢI DUYÊN PHÁT</w:t>
+              <w:t>CÔNG TY TNHH VẬN TẢI VIỆT THUẬN PHÁT</w:t>
             </w:r>
           </w:p>
           <w:p>
@@ -287,7 +287,7 @@
                 <w:sz w:val="28"/>
                 <w:szCs w:val="28"/>
               </w:rPr>
-              <w:t>3</w:t>
+              <w:t>18</w:t>
             </w:r>
             <w:r>
               <w:rPr>
@@ -436,7 +436,7 @@
           <w:sz w:val="28"/>
           <w:szCs w:val="28"/>
         </w:rPr>
-        <w:t>địa chỉ trụ sở, ngành nghề kinh doanh</w:t>
+        <w:t>ngành nghề kinh doanh</w:t>
       </w:r>
     </w:p>
     <w:p>
@@ -648,7 +648,7 @@
           <w:sz w:val="28"/>
           <w:szCs w:val="28"/>
         </w:rPr>
-        <w:t>CÔNG TY TNHH HẢI DUYÊN PHÁT</w:t>
+        <w:t>CÔNG TY TNHH VẬN TẢI VIỆT THUẬN PHÁT</w:t>
       </w:r>
     </w:p>
     <w:p>
@@ -741,165 +741,58 @@
     <w:p>
       <w:pPr>
         <w:spacing w:after="120" w:line="240" w:lineRule="auto"/>
+        <w:ind w:right="0"/>
+        <w:rPr>
+          <w:rFonts w:ascii="Times New Roman" w:hAnsi="Times New Roman"/>
+          <w:sz w:val="28"/>
+          <w:szCs w:val="28"/>
+        </w:rPr>
+      </w:pPr>
+    </w:p>
+    <w:p>
+      <w:pPr>
+        <w:spacing w:after="120" w:line="240" w:lineRule="auto"/>
         <w:ind w:left="0" w:right="0" w:firstLine="360"/>
+        <w:jc w:val="both"/>
+        <w:rPr>
+          <w:rFonts w:ascii="Times New Roman" w:hAnsi="Times New Roman" w:cs="Times New Roman"/>
+          <w:sz w:val="28"/>
+          <w:szCs w:val="28"/>
+        </w:rPr>
+      </w:pPr>
+      <w:r>
         <w:rPr>
           <w:rFonts w:ascii="Times New Roman" w:hAnsi="Times New Roman"/>
           <w:sz w:val="28"/>
           <w:szCs w:val="28"/>
         </w:rPr>
+        <w:t xml:space="preserve"> </w:t>
+      </w:r>
+    </w:p>
+    <w:p>
+      <w:pPr>
+        <w:spacing w:after="120" w:line="240" w:lineRule="auto"/>
+        <w:ind w:left="0" w:right="0" w:firstLine="360"/>
+        <w:jc w:val="both"/>
+        <w:rPr>
+          <w:rFonts w:ascii="Times New Roman" w:hAnsi="Times New Roman" w:cs="Times New Roman"/>
+          <w:sz w:val="28"/>
+          <w:szCs w:val="28"/>
+        </w:rPr>
       </w:pPr>
       <w:r>
         <w:rPr>
-          <w:rFonts w:ascii="Times New Roman" w:hAnsi="Times New Roman"/>
+          <w:rFonts w:ascii="Times New Roman" w:hAnsi="Times New Roman" w:cs="Times New Roman"/>
           <w:b/>
-          <w:sz w:val="28"/>
-          <w:szCs w:val="28"/>
+          <w:bCs/>
+          <w:sz w:val="28"/>
+          <w:szCs w:val="28"/>
+          <w:u w:val="single"/>
         </w:rPr>
         <w:t xml:space="preserve">Điều </w:t>
       </w:r>
       <w:r>
         <w:rPr>
-          <w:rFonts w:ascii="Times New Roman" w:hAnsi="Times New Roman"/>
-          <w:b/>
-          <w:sz w:val="28"/>
-          <w:szCs w:val="28"/>
-        </w:rPr>
-        <w:t>1</w:t>
-      </w:r>
-      <w:r>
-        <w:rPr>
-          <w:rFonts w:ascii="Times New Roman" w:hAnsi="Times New Roman"/>
-          <w:b/>
-          <w:sz w:val="28"/>
-          <w:szCs w:val="28"/>
-        </w:rPr>
-        <w:t>:</w:t>
-      </w:r>
-      <w:r>
-        <w:rPr>
-          <w:rFonts w:ascii="Times New Roman" w:hAnsi="Times New Roman"/>
-          <w:sz w:val="28"/>
-          <w:szCs w:val="28"/>
-        </w:rPr>
-        <w:t xml:space="preserve"> </w:t>
-      </w:r>
-      <w:r>
-        <w:rPr>
-          <w:rFonts w:ascii="Times New Roman" w:hAnsi="Times New Roman"/>
-          <w:sz w:val="28"/>
-          <w:szCs w:val="28"/>
-        </w:rPr>
-        <w:t>Thay đổi địa chỉ trụ sở:</w:t>
-      </w:r>
-    </w:p>
-    <w:p>
-      <w:pPr>
-        <w:pStyle w:val="ListParagraph"/>
-        <w:numPr>
-          <w:ilvl w:val="0"/>
-          <w:numId w:val="5"/>
-        </w:numPr>
-        <w:spacing w:after="120" w:line="240" w:lineRule="auto"/>
-        <w:ind w:right="0"/>
-        <w:rPr>
-          <w:rFonts w:ascii="Times New Roman" w:hAnsi="Times New Roman"/>
-          <w:sz w:val="28"/>
-          <w:szCs w:val="28"/>
-        </w:rPr>
-      </w:pPr>
-      <w:r>
-        <w:rPr>
-          <w:rFonts w:ascii="Times New Roman" w:hAnsi="Times New Roman"/>
-          <w:sz w:val="28"/>
-          <w:szCs w:val="28"/>
-        </w:rPr>
-        <w:t>Địa chỉ sau trước thay đổi:</w:t>
-      </w:r>
-      <w:r>
-        <w:t xml:space="preserve"> </w:t>
-      </w:r>
-      <w:r>
-        <w:rPr>
-          <w:rFonts w:ascii="Times New Roman" w:hAnsi="Times New Roman"/>
-          <w:sz w:val="28"/>
-          <w:szCs w:val="28"/>
-        </w:rPr>
-        <w:t>Số 28/1/06, đường Tân Phước Khánh 06, tổ 1, khu phố Khánh Hội, Phường Tân Phước Khánh, Thành phố Tân Uyên, Tỉnh Bình Dương, Việt Nam</w:t>
-      </w:r>
-    </w:p>
-    <w:p>
-      <w:pPr>
-        <w:pStyle w:val="ListParagraph"/>
-        <w:numPr>
-          <w:ilvl w:val="0"/>
-          <w:numId w:val="5"/>
-        </w:numPr>
-        <w:spacing w:after="120" w:line="240" w:lineRule="auto"/>
-        <w:ind w:right="0"/>
-        <w:rPr>
-          <w:rFonts w:ascii="Times New Roman" w:hAnsi="Times New Roman"/>
-          <w:sz w:val="28"/>
-          <w:szCs w:val="28"/>
-        </w:rPr>
-      </w:pPr>
-      <w:r>
-        <w:rPr>
-          <w:rFonts w:ascii="Times New Roman" w:hAnsi="Times New Roman"/>
-          <w:sz w:val="28"/>
-          <w:szCs w:val="28"/>
-        </w:rPr>
-        <w:t xml:space="preserve">Địa chỉ sau thay đổi: </w:t>
-      </w:r>
-      <w:r>
-        <w:rPr>
-          <w:rFonts w:ascii="Times New Roman" w:hAnsi="Times New Roman"/>
-          <w:sz w:val="28"/>
-          <w:szCs w:val="28"/>
-        </w:rPr>
-        <w:t>Số 1018B, Đường ĐS06, KP. Hóa Nhựt, Phường Tân Khánh, Thành phố Hồ Chí Minh, Việt Nam</w:t>
-      </w:r>
-      <w:r>
-        <w:rPr>
-          <w:rFonts w:ascii="Times New Roman" w:hAnsi="Times New Roman"/>
-          <w:sz w:val="28"/>
-          <w:szCs w:val="28"/>
-        </w:rPr>
-        <w:br/>
-      </w:r>
-    </w:p>
-    <w:p>
-      <w:pPr>
-        <w:spacing w:after="120" w:line="240" w:lineRule="auto"/>
-        <w:ind w:left="0" w:right="0" w:firstLine="360"/>
-        <w:jc w:val="both"/>
-        <w:rPr>
-          <w:rFonts w:ascii="Times New Roman" w:hAnsi="Times New Roman" w:cs="Times New Roman"/>
-          <w:sz w:val="28"/>
-          <w:szCs w:val="28"/>
-        </w:rPr>
-      </w:pPr>
-      <w:r>
-        <w:rPr>
-          <w:rFonts w:ascii="Times New Roman" w:hAnsi="Times New Roman"/>
-          <w:sz w:val="28"/>
-          <w:szCs w:val="28"/>
-        </w:rPr>
-        <w:t xml:space="preserve"> </w:t>
-      </w:r>
-    </w:p>
-    <w:p>
-      <w:pPr>
-        <w:spacing w:after="120" w:line="240" w:lineRule="auto"/>
-        <w:ind w:left="0" w:right="0" w:firstLine="360"/>
-        <w:jc w:val="both"/>
-        <w:rPr>
-          <w:rFonts w:ascii="Times New Roman" w:hAnsi="Times New Roman" w:cs="Times New Roman"/>
-          <w:sz w:val="28"/>
-          <w:szCs w:val="28"/>
-        </w:rPr>
-      </w:pPr>
-      <w:r>
-        <w:rPr>
           <w:rFonts w:ascii="Times New Roman" w:hAnsi="Times New Roman" w:cs="Times New Roman"/>
           <w:b/>
           <w:bCs/>
@@ -907,18 +800,7 @@
           <w:szCs w:val="28"/>
           <w:u w:val="single"/>
         </w:rPr>
-        <w:t xml:space="preserve">Điều </w:t>
-      </w:r>
-      <w:r>
-        <w:rPr>
-          <w:rFonts w:ascii="Times New Roman" w:hAnsi="Times New Roman" w:cs="Times New Roman"/>
-          <w:b/>
-          <w:bCs/>
-          <w:sz w:val="28"/>
-          <w:szCs w:val="28"/>
-          <w:u w:val="single"/>
-        </w:rPr>
-        <w:t>2</w:t>
+        <w:t>1</w:t>
       </w:r>
       <w:r>
         <w:rPr>
@@ -1174,7 +1056,7 @@
                 <w:rFonts w:ascii="Times New Roman" w:eastAsia="Times New Roman" w:hAnsi="Times New Roman" w:cs="Times New Roman"/>
                 <w:sz w:val="24"/>
               </w:rPr>
-              <w:t>Bán lẻ vải, len, sợi, chỉ khâu và hàng dệt khác</w:t>
+              <w:t>Bán buôn gạo, lúa mỳ, sản phẩm từ ngũ cốc khác, bột mỳ</w:t>
             </w:r>
           </w:p>
         </w:tc>
@@ -1196,7 +1078,7 @@
                 <w:rFonts w:ascii="Times New Roman" w:eastAsia="Times New Roman" w:hAnsi="Times New Roman" w:cs="Times New Roman"/>
                 <w:sz w:val="24"/>
               </w:rPr>
-              <w:t>4751</w:t>
+              <w:t>4631</w:t>
             </w:r>
           </w:p>
         </w:tc>
@@ -1214,296 +1096,6 @@
                 <w:sz w:val="24"/>
               </w:rPr>
             </w:pPr>
-          </w:p>
-        </w:tc>
-      </w:tr>
-      <w:tr>
-        <w:tc>
-          <w:tcPr>
-            <w:tcW w:w="810" w:type="dxa"/>
-          </w:tcPr>
-          <w:p>
-            <w:pPr>
-              <w:spacing w:after="0" w:line="240" w:lineRule="auto"/>
-              <w:ind w:left="0" w:right="0"/>
-              <w:jc w:val="center"/>
-              <w:rPr>
-                <w:rFonts w:ascii="Times New Roman" w:eastAsia="Times New Roman" w:hAnsi="Times New Roman" w:cs="Times New Roman"/>
-                <w:sz w:val="24"/>
-              </w:rPr>
-            </w:pPr>
-            <w:r>
-              <w:rPr>
-                <w:rFonts w:ascii="Times New Roman" w:eastAsia="Times New Roman" w:hAnsi="Times New Roman" w:cs="Times New Roman"/>
-                <w:sz w:val="24"/>
-              </w:rPr>
-              <w:lastRenderedPageBreak/>
-              <w:t>2</w:t>
-            </w:r>
-          </w:p>
-        </w:tc>
-        <w:tc>
-          <w:tcPr>
-            <w:tcW w:w="5466" w:type="dxa"/>
-          </w:tcPr>
-          <w:p>
-            <w:pPr>
-              <w:spacing w:after="0" w:line="240" w:lineRule="auto"/>
-              <w:ind w:left="0" w:right="0"/>
-              <w:rPr>
-                <w:rFonts w:ascii="Times New Roman" w:eastAsia="Times New Roman" w:hAnsi="Times New Roman" w:cs="Times New Roman"/>
-                <w:sz w:val="24"/>
-              </w:rPr>
-            </w:pPr>
-            <w:r>
-              <w:rPr>
-                <w:rFonts w:ascii="Times New Roman" w:eastAsia="Times New Roman" w:hAnsi="Times New Roman" w:cs="Times New Roman"/>
-                <w:sz w:val="24"/>
-              </w:rPr>
-              <w:t>Bán lẻ hàng may mặc, giày, dép, hàng da và giả da</w:t>
-            </w:r>
-          </w:p>
-        </w:tc>
-        <w:tc>
-          <w:tcPr>
-            <w:tcW w:w="901" w:type="dxa"/>
-          </w:tcPr>
-          <w:p>
-            <w:pPr>
-              <w:spacing w:after="0" w:line="240" w:lineRule="auto"/>
-              <w:ind w:left="0" w:right="0"/>
-              <w:rPr>
-                <w:rFonts w:ascii="Times New Roman" w:eastAsia="Times New Roman" w:hAnsi="Times New Roman" w:cs="Times New Roman"/>
-                <w:sz w:val="24"/>
-              </w:rPr>
-            </w:pPr>
-            <w:r>
-              <w:rPr>
-                <w:rFonts w:ascii="Times New Roman" w:eastAsia="Times New Roman" w:hAnsi="Times New Roman" w:cs="Times New Roman"/>
-                <w:sz w:val="24"/>
-              </w:rPr>
-              <w:t>4771</w:t>
-            </w:r>
-          </w:p>
-        </w:tc>
-        <w:tc>
-          <w:tcPr>
-            <w:tcW w:w="2037" w:type="dxa"/>
-          </w:tcPr>
-          <w:p>
-            <w:pPr>
-              <w:spacing w:after="0" w:line="240" w:lineRule="auto"/>
-              <w:ind w:left="0" w:right="0"/>
-              <w:jc w:val="center"/>
-              <w:rPr>
-                <w:rFonts w:ascii="Times New Roman" w:eastAsia="Times New Roman" w:hAnsi="Times New Roman" w:cs="Times New Roman"/>
-                <w:sz w:val="24"/>
-              </w:rPr>
-            </w:pPr>
-          </w:p>
-        </w:tc>
-      </w:tr>
-      <w:tr>
-        <w:tc>
-          <w:tcPr>
-            <w:tcW w:w="810" w:type="dxa"/>
-          </w:tcPr>
-          <w:p>
-            <w:pPr>
-              <w:spacing w:after="0" w:line="240" w:lineRule="auto"/>
-              <w:ind w:left="0" w:right="0"/>
-              <w:jc w:val="center"/>
-              <w:rPr>
-                <w:rFonts w:ascii="Times New Roman" w:eastAsia="Times New Roman" w:hAnsi="Times New Roman" w:cs="Times New Roman"/>
-                <w:sz w:val="24"/>
-              </w:rPr>
-            </w:pPr>
-            <w:r>
-              <w:rPr>
-                <w:rFonts w:ascii="Times New Roman" w:eastAsia="Times New Roman" w:hAnsi="Times New Roman" w:cs="Times New Roman"/>
-                <w:sz w:val="24"/>
-              </w:rPr>
-              <w:t>3</w:t>
-            </w:r>
-          </w:p>
-        </w:tc>
-        <w:tc>
-          <w:tcPr>
-            <w:tcW w:w="5466" w:type="dxa"/>
-          </w:tcPr>
-          <w:p>
-            <w:pPr>
-              <w:spacing w:after="0" w:line="240" w:lineRule="auto"/>
-              <w:ind w:left="0" w:right="0"/>
-              <w:rPr>
-                <w:rFonts w:ascii="Times New Roman" w:eastAsia="Times New Roman" w:hAnsi="Times New Roman" w:cs="Times New Roman"/>
-                <w:sz w:val="24"/>
-              </w:rPr>
-            </w:pPr>
-            <w:r>
-              <w:rPr>
-                <w:rFonts w:ascii="Times New Roman" w:eastAsia="Times New Roman" w:hAnsi="Times New Roman" w:cs="Times New Roman"/>
-                <w:sz w:val="24"/>
-              </w:rPr>
-              <w:t>Sản xuất trang phục (trừ trang phục từ da lông thú)</w:t>
-            </w:r>
-          </w:p>
-        </w:tc>
-        <w:tc>
-          <w:tcPr>
-            <w:tcW w:w="901" w:type="dxa"/>
-          </w:tcPr>
-          <w:p>
-            <w:pPr>
-              <w:spacing w:after="0" w:line="240" w:lineRule="auto"/>
-              <w:ind w:left="0" w:right="0"/>
-              <w:rPr>
-                <w:rFonts w:ascii="Times New Roman" w:eastAsia="Times New Roman" w:hAnsi="Times New Roman" w:cs="Times New Roman"/>
-                <w:sz w:val="24"/>
-              </w:rPr>
-            </w:pPr>
-            <w:r>
-              <w:rPr>
-                <w:rFonts w:ascii="Times New Roman" w:eastAsia="Times New Roman" w:hAnsi="Times New Roman" w:cs="Times New Roman"/>
-                <w:sz w:val="24"/>
-              </w:rPr>
-              <w:t>1410</w:t>
-            </w:r>
-          </w:p>
-        </w:tc>
-        <w:tc>
-          <w:tcPr>
-            <w:tcW w:w="2037" w:type="dxa"/>
-          </w:tcPr>
-          <w:p>
-            <w:pPr>
-              <w:spacing w:after="0" w:line="240" w:lineRule="auto"/>
-              <w:ind w:left="0" w:right="0"/>
-              <w:jc w:val="center"/>
-              <w:rPr>
-                <w:rFonts w:ascii="Times New Roman" w:eastAsia="Times New Roman" w:hAnsi="Times New Roman" w:cs="Times New Roman"/>
-                <w:sz w:val="24"/>
-              </w:rPr>
-            </w:pPr>
-          </w:p>
-        </w:tc>
-      </w:tr>
-      <w:tr>
-        <w:tc>
-          <w:tcPr>
-            <w:tcW w:w="810" w:type="dxa"/>
-          </w:tcPr>
-          <w:p>
-            <w:pPr>
-              <w:spacing w:after="0" w:line="240" w:lineRule="auto"/>
-              <w:ind w:left="0" w:right="0"/>
-              <w:jc w:val="center"/>
-              <w:rPr>
-                <w:rFonts w:ascii="Times New Roman" w:eastAsia="Times New Roman" w:hAnsi="Times New Roman" w:cs="Times New Roman"/>
-                <w:sz w:val="24"/>
-              </w:rPr>
-            </w:pPr>
-            <w:r>
-              <w:rPr>
-                <w:rFonts w:ascii="Times New Roman" w:eastAsia="Times New Roman" w:hAnsi="Times New Roman" w:cs="Times New Roman"/>
-                <w:sz w:val="24"/>
-              </w:rPr>
-              <w:t>4</w:t>
-            </w:r>
-          </w:p>
-        </w:tc>
-        <w:tc>
-          <w:tcPr>
-            <w:tcW w:w="5466" w:type="dxa"/>
-          </w:tcPr>
-          <w:p>
-            <w:pPr>
-              <w:spacing w:after="0" w:line="240" w:lineRule="auto"/>
-              <w:ind w:left="0" w:right="0"/>
-              <w:rPr>
-                <w:rFonts w:ascii="Times New Roman" w:eastAsia="Times New Roman" w:hAnsi="Times New Roman" w:cs="Times New Roman"/>
-                <w:sz w:val="24"/>
-              </w:rPr>
-            </w:pPr>
-            <w:r>
-              <w:rPr>
-                <w:rFonts w:ascii="Times New Roman" w:eastAsia="Times New Roman" w:hAnsi="Times New Roman" w:cs="Times New Roman"/>
-                <w:sz w:val="24"/>
-              </w:rPr>
-              <w:t>Sản xuất giày, dép</w:t>
-            </w:r>
-          </w:p>
-          <w:p>
-            <w:pPr>
-              <w:spacing w:after="0" w:line="240" w:lineRule="auto"/>
-              <w:ind w:left="0" w:right="0"/>
-              <w:rPr>
-                <w:rFonts w:ascii="Times New Roman" w:hAnsi="Times New Roman" w:cs="Times New Roman"/>
-                <w:sz w:val="24"/>
-                <w:szCs w:val="24"/>
-              </w:rPr>
-            </w:pPr>
-            <w:r>
-              <w:rPr>
-                <w:rFonts w:ascii="Times New Roman" w:hAnsi="Times New Roman" w:cs="Times New Roman"/>
-              </w:rPr>
-              <w:t>Chi tiết: Gia công đệm, lót, đế giày các loại; phun sơn đế, đệm</w:t>
-            </w:r>
-          </w:p>
-          <w:p>
-            <w:pPr>
-              <w:spacing w:after="0" w:line="240" w:lineRule="auto"/>
-              <w:ind w:left="0" w:right="0"/>
-              <w:rPr>
-                <w:rFonts w:ascii="Times New Roman" w:eastAsia="Times New Roman" w:hAnsi="Times New Roman" w:cs="Times New Roman"/>
-                <w:sz w:val="24"/>
-              </w:rPr>
-            </w:pPr>
-          </w:p>
-        </w:tc>
-        <w:tc>
-          <w:tcPr>
-            <w:tcW w:w="901" w:type="dxa"/>
-          </w:tcPr>
-          <w:p>
-            <w:pPr>
-              <w:spacing w:after="0" w:line="240" w:lineRule="auto"/>
-              <w:ind w:left="0" w:right="0"/>
-              <w:rPr>
-                <w:rFonts w:ascii="Times New Roman" w:eastAsia="Times New Roman" w:hAnsi="Times New Roman" w:cs="Times New Roman"/>
-                <w:sz w:val="24"/>
-              </w:rPr>
-            </w:pPr>
-            <w:r>
-              <w:rPr>
-                <w:rFonts w:ascii="Times New Roman" w:eastAsia="Times New Roman" w:hAnsi="Times New Roman" w:cs="Times New Roman"/>
-                <w:sz w:val="24"/>
-              </w:rPr>
-              <w:t>1520</w:t>
-            </w:r>
-          </w:p>
-        </w:tc>
-        <w:tc>
-          <w:tcPr>
-            <w:tcW w:w="2037" w:type="dxa"/>
-          </w:tcPr>
-          <w:p>
-            <w:pPr>
-              <w:spacing w:after="0" w:line="240" w:lineRule="auto"/>
-              <w:ind w:left="0" w:right="0"/>
-              <w:jc w:val="center"/>
-              <w:rPr>
-                <w:rFonts w:ascii="Times New Roman" w:eastAsia="Times New Roman" w:hAnsi="Times New Roman" w:cs="Times New Roman"/>
-                <w:sz w:val="24"/>
-              </w:rPr>
-            </w:pPr>
-            <w:r>
-              <w:rPr>
-                <w:rFonts w:ascii="Times New Roman" w:eastAsia="Times New Roman" w:hAnsi="Times New Roman" w:cs="Times New Roman"/>
-                <w:sz w:val="24"/>
-              </w:rPr>
-              <w:t>X</w:t>
-            </w:r>
           </w:p>
         </w:tc>
       </w:tr>
@@ -1639,6 +1231,7 @@
                 <w:sz w:val="28"/>
                 <w:szCs w:val="28"/>
               </w:rPr>
+              <w:lastRenderedPageBreak/>
               <w:t>STT</w:t>
             </w:r>
           </w:p>
@@ -1835,6 +1428,176 @@
           </w:p>
         </w:tc>
       </w:tr>
+      <w:tr>
+        <w:tc>
+          <w:tcPr>
+            <w:tcW w:w="810" w:type="dxa"/>
+          </w:tcPr>
+          <w:p>
+            <w:pPr>
+              <w:spacing w:after="0" w:line="240" w:lineRule="auto"/>
+              <w:ind w:left="0" w:right="0"/>
+              <w:jc w:val="center"/>
+              <w:rPr>
+                <w:rFonts w:ascii="Times New Roman" w:eastAsia="Times New Roman" w:hAnsi="Times New Roman" w:cs="Times New Roman"/>
+                <w:sz w:val="24"/>
+              </w:rPr>
+            </w:pPr>
+            <w:r>
+              <w:rPr>
+                <w:rFonts w:ascii="Times New Roman" w:eastAsia="Times New Roman" w:hAnsi="Times New Roman" w:cs="Times New Roman"/>
+                <w:sz w:val="24"/>
+              </w:rPr>
+              <w:t>2</w:t>
+            </w:r>
+          </w:p>
+        </w:tc>
+        <w:tc>
+          <w:tcPr>
+            <w:tcW w:w="5466" w:type="dxa"/>
+          </w:tcPr>
+          <w:p>
+            <w:pPr>
+              <w:spacing w:after="0" w:line="240" w:lineRule="auto"/>
+              <w:ind w:left="0" w:right="0"/>
+              <w:rPr>
+                <w:rFonts w:ascii="Times New Roman" w:eastAsia="Times New Roman" w:hAnsi="Times New Roman" w:cs="Times New Roman"/>
+                <w:sz w:val="24"/>
+              </w:rPr>
+            </w:pPr>
+            <w:r>
+              <w:rPr>
+                <w:rFonts w:ascii="Times New Roman" w:eastAsia="Times New Roman" w:hAnsi="Times New Roman" w:cs="Times New Roman"/>
+                <w:sz w:val="24"/>
+              </w:rPr>
+              <w:t>Bán buôn vật liệu, thiết bị lắp đặt khác trong xây dựng</w:t>
+            </w:r>
+          </w:p>
+        </w:tc>
+        <w:tc>
+          <w:tcPr>
+            <w:tcW w:w="901" w:type="dxa"/>
+          </w:tcPr>
+          <w:p>
+            <w:pPr>
+              <w:spacing w:after="0" w:line="240" w:lineRule="auto"/>
+              <w:ind w:left="0" w:right="0"/>
+              <w:rPr>
+                <w:rFonts w:ascii="Times New Roman" w:eastAsia="Times New Roman" w:hAnsi="Times New Roman" w:cs="Times New Roman"/>
+                <w:sz w:val="24"/>
+              </w:rPr>
+            </w:pPr>
+            <w:r>
+              <w:rPr>
+                <w:rFonts w:ascii="Times New Roman" w:eastAsia="Times New Roman" w:hAnsi="Times New Roman" w:cs="Times New Roman"/>
+                <w:sz w:val="24"/>
+              </w:rPr>
+              <w:t>4673</w:t>
+            </w:r>
+          </w:p>
+        </w:tc>
+        <w:tc>
+          <w:tcPr>
+            <w:tcW w:w="2037" w:type="dxa"/>
+          </w:tcPr>
+          <w:p>
+            <w:pPr>
+              <w:spacing w:after="0" w:line="240" w:lineRule="auto"/>
+              <w:ind w:left="0" w:right="0"/>
+              <w:jc w:val="center"/>
+              <w:rPr>
+                <w:rFonts w:ascii="Times New Roman" w:eastAsia="Times New Roman" w:hAnsi="Times New Roman" w:cs="Times New Roman"/>
+                <w:sz w:val="24"/>
+              </w:rPr>
+            </w:pPr>
+          </w:p>
+        </w:tc>
+      </w:tr>
+      <w:tr>
+        <w:tc>
+          <w:tcPr>
+            <w:tcW w:w="810" w:type="dxa"/>
+          </w:tcPr>
+          <w:p>
+            <w:pPr>
+              <w:spacing w:after="0" w:line="240" w:lineRule="auto"/>
+              <w:ind w:left="0" w:right="0"/>
+              <w:jc w:val="center"/>
+              <w:rPr>
+                <w:rFonts w:ascii="Times New Roman" w:eastAsia="Times New Roman" w:hAnsi="Times New Roman" w:cs="Times New Roman"/>
+                <w:sz w:val="24"/>
+              </w:rPr>
+            </w:pPr>
+            <w:r>
+              <w:rPr>
+                <w:rFonts w:ascii="Times New Roman" w:eastAsia="Times New Roman" w:hAnsi="Times New Roman" w:cs="Times New Roman"/>
+                <w:sz w:val="24"/>
+              </w:rPr>
+              <w:t>3</w:t>
+            </w:r>
+          </w:p>
+        </w:tc>
+        <w:tc>
+          <w:tcPr>
+            <w:tcW w:w="5466" w:type="dxa"/>
+          </w:tcPr>
+          <w:p>
+            <w:pPr>
+              <w:spacing w:after="0" w:line="240" w:lineRule="auto"/>
+              <w:ind w:left="0" w:right="0"/>
+              <w:rPr>
+                <w:rFonts w:ascii="Times New Roman" w:eastAsia="Times New Roman" w:hAnsi="Times New Roman" w:cs="Times New Roman"/>
+                <w:sz w:val="24"/>
+              </w:rPr>
+            </w:pPr>
+            <w:r>
+              <w:rPr>
+                <w:rFonts w:ascii="Times New Roman" w:eastAsia="Times New Roman" w:hAnsi="Times New Roman" w:cs="Times New Roman"/>
+                <w:sz w:val="24"/>
+              </w:rPr>
+              <w:t>Hoạt động chuyên môn, khoa học và công nghệ khác còn lại chưa được phân vào đâu</w:t>
+            </w:r>
+          </w:p>
+        </w:tc>
+        <w:tc>
+          <w:tcPr>
+            <w:tcW w:w="901" w:type="dxa"/>
+          </w:tcPr>
+          <w:p>
+            <w:pPr>
+              <w:spacing w:after="0" w:line="240" w:lineRule="auto"/>
+              <w:ind w:left="0" w:right="0"/>
+              <w:rPr>
+                <w:rFonts w:ascii="Times New Roman" w:eastAsia="Times New Roman" w:hAnsi="Times New Roman" w:cs="Times New Roman"/>
+                <w:sz w:val="24"/>
+              </w:rPr>
+            </w:pPr>
+            <w:r>
+              <w:rPr>
+                <w:rFonts w:ascii="Times New Roman" w:eastAsia="Times New Roman" w:hAnsi="Times New Roman" w:cs="Times New Roman"/>
+                <w:sz w:val="24"/>
+              </w:rPr>
+              <w:t>7499</w:t>
+            </w:r>
+          </w:p>
+        </w:tc>
+        <w:tc>
+          <w:tcPr>
+            <w:tcW w:w="2037" w:type="dxa"/>
+          </w:tcPr>
+          <w:p>
+            <w:pPr>
+              <w:spacing w:after="0" w:line="240" w:lineRule="auto"/>
+              <w:ind w:left="0" w:right="0"/>
+              <w:jc w:val="center"/>
+              <w:rPr>
+                <w:rFonts w:ascii="Times New Roman" w:eastAsia="Times New Roman" w:hAnsi="Times New Roman" w:cs="Times New Roman"/>
+                <w:sz w:val="24"/>
+              </w:rPr>
+            </w:pPr>
+          </w:p>
+        </w:tc>
+      </w:tr>
     </w:tbl>
     <w:p>
       <w:pPr>
@@ -1848,8 +1611,6 @@
           <w:szCs w:val="28"/>
         </w:rPr>
       </w:pPr>
-      <w:bookmarkStart w:id="0" w:name="_GoBack"/>
-      <w:bookmarkEnd w:id="0"/>
     </w:p>
     <w:p>
       <w:pPr>
@@ -2179,7 +1940,7 @@
                 <w:rFonts w:ascii="Times New Roman" w:eastAsia="Times New Roman" w:hAnsi="Times New Roman" w:cs="Times New Roman"/>
                 <w:sz w:val="24"/>
               </w:rPr>
-              <w:t>Bán lẻ hàng dệt, may sẵn, giày dép lưu động hoặc tại chợ</w:t>
+              <w:t>Bán buôn vật liệu, thiết bị lắp đặt khác trong xây dựng</w:t>
             </w:r>
           </w:p>
         </w:tc>
@@ -2202,7 +1963,7 @@
                 <w:rFonts w:ascii="Times New Roman" w:eastAsia="Times New Roman" w:hAnsi="Times New Roman" w:cs="Times New Roman"/>
                 <w:sz w:val="24"/>
               </w:rPr>
-              <w:t>4782</w:t>
+              <w:t>4663</w:t>
             </w:r>
           </w:p>
         </w:tc>
@@ -2224,6 +1985,97 @@
           </w:p>
         </w:tc>
       </w:tr>
+      <w:tr>
+        <w:tc>
+          <w:tcPr>
+            <w:tcW w:w="810" w:type="dxa"/>
+          </w:tcPr>
+          <w:p>
+            <w:pPr>
+              <w:spacing w:before="120" w:after="0" w:line="340" w:lineRule="exact"/>
+              <w:ind w:left="0" w:right="0"/>
+              <w:jc w:val="both"/>
+              <w:rPr>
+                <w:rFonts w:ascii="Times New Roman" w:hAnsi="Times New Roman" w:cs="Times New Roman"/>
+                <w:sz w:val="28"/>
+                <w:szCs w:val="28"/>
+              </w:rPr>
+            </w:pPr>
+            <w:r>
+              <w:rPr>
+                <w:rFonts w:ascii="Times New Roman" w:hAnsi="Times New Roman" w:cs="Times New Roman"/>
+                <w:sz w:val="28"/>
+                <w:szCs w:val="28"/>
+              </w:rPr>
+              <w:t>3</w:t>
+            </w:r>
+          </w:p>
+        </w:tc>
+        <w:tc>
+          <w:tcPr>
+            <w:tcW w:w="4435" w:type="dxa"/>
+          </w:tcPr>
+          <w:p>
+            <w:pPr>
+              <w:spacing w:after="0" w:line="240" w:lineRule="auto"/>
+              <w:ind w:left="0" w:right="0"/>
+              <w:rPr>
+                <w:rFonts w:ascii="Times New Roman" w:eastAsia="Times New Roman" w:hAnsi="Times New Roman" w:cs="Times New Roman"/>
+                <w:sz w:val="24"/>
+              </w:rPr>
+            </w:pPr>
+            <w:r>
+              <w:rPr>
+                <w:rFonts w:ascii="Times New Roman" w:eastAsia="Times New Roman" w:hAnsi="Times New Roman" w:cs="Times New Roman"/>
+                <w:sz w:val="24"/>
+              </w:rPr>
+              <w:t>Hoạt động chuyên môn, khoa học và công nghệ khác chưa được phân vào đâu</w:t>
+            </w:r>
+          </w:p>
+        </w:tc>
+        <w:tc>
+          <w:tcPr>
+            <w:tcW w:w="2268" w:type="dxa"/>
+          </w:tcPr>
+          <w:p>
+            <w:pPr>
+              <w:spacing w:before="120" w:after="0" w:line="340" w:lineRule="exact"/>
+              <w:ind w:left="0" w:right="0"/>
+              <w:jc w:val="both"/>
+              <w:rPr>
+                <w:rFonts w:ascii="Times New Roman" w:eastAsia="Times New Roman" w:hAnsi="Times New Roman" w:cs="Times New Roman"/>
+                <w:sz w:val="24"/>
+              </w:rPr>
+            </w:pPr>
+            <w:r>
+              <w:rPr>
+                <w:rFonts w:ascii="Times New Roman" w:eastAsia="Times New Roman" w:hAnsi="Times New Roman" w:cs="Times New Roman"/>
+                <w:sz w:val="24"/>
+              </w:rPr>
+              <w:t>7490</w:t>
+            </w:r>
+            <w:bookmarkStart w:id="0" w:name="_GoBack"/>
+            <w:bookmarkEnd w:id="0"/>
+          </w:p>
+        </w:tc>
+        <w:tc>
+          <w:tcPr>
+            <w:tcW w:w="1701" w:type="dxa"/>
+          </w:tcPr>
+          <w:p>
+            <w:pPr>
+              <w:spacing w:before="120" w:after="0" w:line="340" w:lineRule="exact"/>
+              <w:ind w:left="0" w:right="0"/>
+              <w:jc w:val="both"/>
+              <w:rPr>
+                <w:rFonts w:ascii="Times New Roman" w:hAnsi="Times New Roman" w:cs="Times New Roman"/>
+                <w:sz w:val="28"/>
+                <w:szCs w:val="28"/>
+              </w:rPr>
+            </w:pPr>
+          </w:p>
+        </w:tc>
+      </w:tr>
     </w:tbl>
     <w:p>
       <w:pPr>
@@ -2269,6 +2121,106 @@
           <w:szCs w:val="28"/>
           <w:u w:val="single"/>
         </w:rPr>
+        <w:t>2</w:t>
+      </w:r>
+      <w:r>
+        <w:rPr>
+          <w:rFonts w:ascii="Times New Roman" w:hAnsi="Times New Roman" w:cs="Times New Roman"/>
+          <w:sz w:val="28"/>
+          <w:szCs w:val="28"/>
+        </w:rPr>
+        <w:t xml:space="preserve">: Giao cho Ông/ Bà </w:t>
+      </w:r>
+      <w:r>
+        <w:rPr>
+          <w:rFonts w:ascii="Times New Roman" w:hAnsi="Times New Roman"/>
+          <w:sz w:val="28"/>
+          <w:szCs w:val="28"/>
+        </w:rPr>
+        <w:t>NGUYỄN THỊ ÁI NHI</w:t>
+      </w:r>
+      <w:r>
+        <w:rPr>
+          <w:rFonts w:ascii="Times New Roman" w:hAnsi="Times New Roman"/>
+          <w:sz w:val="28"/>
+          <w:szCs w:val="28"/>
+        </w:rPr>
+        <w:t xml:space="preserve"> </w:t>
+      </w:r>
+      <w:r>
+        <w:rPr>
+          <w:rFonts w:ascii="Times New Roman" w:hAnsi="Times New Roman" w:cs="Times New Roman"/>
+          <w:sz w:val="28"/>
+          <w:szCs w:val="28"/>
+        </w:rPr>
+        <w:t>tiến hành các thủ tục cần thiết theo quy định của pháp luật.</w:t>
+      </w:r>
+    </w:p>
+    <w:p>
+      <w:pPr>
+        <w:spacing w:after="120" w:line="240" w:lineRule="auto"/>
+        <w:ind w:left="0" w:right="0" w:firstLine="360"/>
+        <w:jc w:val="both"/>
+        <w:rPr>
+          <w:rFonts w:ascii="Times New Roman" w:hAnsi="Times New Roman" w:cs="Times New Roman"/>
+          <w:sz w:val="28"/>
+          <w:szCs w:val="28"/>
+        </w:rPr>
+      </w:pPr>
+    </w:p>
+    <w:p>
+      <w:pPr>
+        <w:spacing w:after="120" w:line="240" w:lineRule="auto"/>
+        <w:ind w:left="0" w:right="0" w:firstLine="360"/>
+        <w:jc w:val="both"/>
+        <w:rPr>
+          <w:rFonts w:ascii="Times New Roman" w:hAnsi="Times New Roman" w:cs="Times New Roman"/>
+          <w:sz w:val="28"/>
+          <w:szCs w:val="28"/>
+        </w:rPr>
+      </w:pPr>
+      <w:r>
+        <w:rPr>
+          <w:rFonts w:ascii="Times New Roman" w:hAnsi="Times New Roman" w:cs="Times New Roman"/>
+          <w:b/>
+          <w:bCs/>
+          <w:sz w:val="28"/>
+          <w:szCs w:val="28"/>
+        </w:rPr>
+        <w:t> </w:t>
+      </w:r>
+    </w:p>
+    <w:p>
+      <w:pPr>
+        <w:spacing w:after="120" w:line="240" w:lineRule="auto"/>
+        <w:ind w:left="0" w:right="0" w:firstLine="360"/>
+        <w:jc w:val="both"/>
+        <w:rPr>
+          <w:rFonts w:ascii="Times New Roman" w:hAnsi="Times New Roman" w:cs="Times New Roman"/>
+          <w:sz w:val="28"/>
+          <w:szCs w:val="28"/>
+        </w:rPr>
+      </w:pPr>
+      <w:r>
+        <w:rPr>
+          <w:rFonts w:ascii="Times New Roman" w:hAnsi="Times New Roman" w:cs="Times New Roman"/>
+          <w:b/>
+          <w:bCs/>
+          <w:sz w:val="28"/>
+          <w:szCs w:val="28"/>
+          <w:u w:val="single"/>
+        </w:rPr>
+        <w:t xml:space="preserve">Điều </w:t>
+      </w:r>
+      <w:r>
+        <w:rPr>
+          <w:rFonts w:ascii="Times New Roman" w:hAnsi="Times New Roman" w:cs="Times New Roman"/>
+          <w:b/>
+          <w:bCs/>
+          <w:sz w:val="28"/>
+          <w:szCs w:val="28"/>
+          <w:u w:val="single"/>
+        </w:rPr>
         <w:t>3</w:t>
       </w:r>
       <w:r>
@@ -2277,44 +2229,8 @@
           <w:sz w:val="28"/>
           <w:szCs w:val="28"/>
         </w:rPr>
-        <w:t xml:space="preserve">: Giao cho Ông/ Bà </w:t>
+        <w:t>: Người đại diện theo pháp luật của công ty có trách nhiệm thi hành Quyết định này.</w:t>
       </w:r>
-      <w:r>
-        <w:rPr>
-          <w:rFonts w:ascii="Times New Roman" w:hAnsi="Times New Roman"/>
-          <w:sz w:val="28"/>
-          <w:szCs w:val="28"/>
-        </w:rPr>
-        <w:t>NGUYỄN THÙY LIÊN</w:t>
-      </w:r>
-      <w:r>
-        <w:rPr>
-          <w:rFonts w:ascii="Times New Roman" w:hAnsi="Times New Roman"/>
-          <w:sz w:val="28"/>
-          <w:szCs w:val="28"/>
-        </w:rPr>
-        <w:t xml:space="preserve"> </w:t>
-      </w:r>
-      <w:r>
-        <w:rPr>
-          <w:rFonts w:ascii="Times New Roman" w:hAnsi="Times New Roman" w:cs="Times New Roman"/>
-          <w:sz w:val="28"/>
-          <w:szCs w:val="28"/>
-        </w:rPr>
-        <w:t>tiến hành các thủ tục cần thiết theo quy định của pháp luật.</w:t>
-      </w:r>
-    </w:p>
-    <w:p>
-      <w:pPr>
-        <w:spacing w:after="120" w:line="240" w:lineRule="auto"/>
-        <w:ind w:left="0" w:right="0" w:firstLine="360"/>
-        <w:jc w:val="both"/>
-        <w:rPr>
-          <w:rFonts w:ascii="Times New Roman" w:hAnsi="Times New Roman" w:cs="Times New Roman"/>
-          <w:sz w:val="28"/>
-          <w:szCs w:val="28"/>
-        </w:rPr>
-      </w:pPr>
     </w:p>
     <w:p>
       <w:pPr>
@@ -2377,7 +2293,7 @@
           <w:sz w:val="28"/>
           <w:szCs w:val="28"/>
         </w:rPr>
-        <w:t>: Người đại diện theo pháp luật của công ty có trách nhiệm thi hành Quyết định này.</w:t>
+        <w:t>: Quyết định này có hiệu lực kể từ ngày ký.</w:t>
       </w:r>
     </w:p>
     <w:p>
@@ -2391,58 +2307,6 @@
           <w:szCs w:val="28"/>
         </w:rPr>
       </w:pPr>
-      <w:r>
-        <w:rPr>
-          <w:rFonts w:ascii="Times New Roman" w:hAnsi="Times New Roman" w:cs="Times New Roman"/>
-          <w:b/>
-          <w:bCs/>
-          <w:sz w:val="28"/>
-          <w:szCs w:val="28"/>
-        </w:rPr>
-        <w:t> </w:t>
-      </w:r>
-    </w:p>
-    <w:p>
-      <w:pPr>
-        <w:spacing w:after="120" w:line="240" w:lineRule="auto"/>
-        <w:ind w:left="0" w:right="0" w:firstLine="360"/>
-        <w:jc w:val="both"/>
-        <w:rPr>
-          <w:rFonts w:ascii="Times New Roman" w:hAnsi="Times New Roman" w:cs="Times New Roman"/>
-          <w:sz w:val="28"/>
-          <w:szCs w:val="28"/>
-        </w:rPr>
-      </w:pPr>
-      <w:r>
-        <w:rPr>
-          <w:rFonts w:ascii="Times New Roman" w:hAnsi="Times New Roman" w:cs="Times New Roman"/>
-          <w:b/>
-          <w:bCs/>
-          <w:sz w:val="28"/>
-          <w:szCs w:val="28"/>
-          <w:u w:val="single"/>
-        </w:rPr>
-        <w:t xml:space="preserve">Điều </w:t>
-      </w:r>
-      <w:r>
-        <w:rPr>
-          <w:rFonts w:ascii="Times New Roman" w:hAnsi="Times New Roman" w:cs="Times New Roman"/>
-          <w:b/>
-          <w:bCs/>
-          <w:sz w:val="28"/>
-          <w:szCs w:val="28"/>
-          <w:u w:val="single"/>
-        </w:rPr>
-        <w:t>5</w:t>
-      </w:r>
-      <w:r>
-        <w:rPr>
-          <w:rFonts w:ascii="Times New Roman" w:hAnsi="Times New Roman" w:cs="Times New Roman"/>
-          <w:sz w:val="28"/>
-          <w:szCs w:val="28"/>
-        </w:rPr>
-        <w:t>: Quyết định này có hiệu lực kể từ ngày ký.</w:t>
-      </w:r>
     </w:p>
     <w:p>
       <w:pPr>
@@ -2596,6 +2460,7 @@
                 <w:sz w:val="28"/>
                 <w:szCs w:val="28"/>
               </w:rPr>
+              <w:lastRenderedPageBreak/>
               <w:t>Nơi nhận:</w:t>
             </w:r>
           </w:p>
@@ -2623,7 +2488,7 @@
                 <w:sz w:val="28"/>
                 <w:szCs w:val="28"/>
               </w:rPr>
-              <w:t>4</w:t>
+              <w:t>3</w:t>
             </w:r>
             <w:r>
               <w:rPr>
@@ -2821,7 +2686,7 @@
                 <w:sz w:val="28"/>
                 <w:szCs w:val="28"/>
               </w:rPr>
-              <w:t>NGUYỄN THÙY LIÊN</w:t>
+              <w:t>NGUYỄN THỊ ÁI NHI</w:t>
             </w:r>
           </w:p>
         </w:tc>
@@ -4391,6 +4256,30 @@
 </file>
 
 <file path=customXml/item1.xml><?xml version="1.0" encoding="utf-8"?>
+<?mso-contentType ?>
+<FormTemplates xmlns="http://schemas.microsoft.com/sharepoint/v3/contenttype/forms">
+  <Display>DocumentLibraryForm</Display>
+  <Edit>DocumentLibraryForm</Edit>
+  <New>DocumentLibraryForm</New>
+</FormTemplates>
+</file>
+
+<file path=customXml/item2.xml><?xml version="1.0" encoding="utf-8"?>
+<p:properties xmlns:p="http://schemas.microsoft.com/office/2006/metadata/properties" xmlns:xsi="http://www.w3.org/2001/XMLSchema-instance" xmlns:pc="http://schemas.microsoft.com/office/infopath/2007/PartnerControls">
+  <documentManagement>
+    <AlternateThumbnailUrl xmlns="http://schemas.microsoft.com/sharepoint/v3">
+      <Url xsi:nil="true"/>
+      <Description xsi:nil="true"/>
+    </AlternateThumbnailUrl>
+    <VideoThumbnail xmlns="4ae7861e-4bff-47fb-9754-a3da037d4eb5" xsi:nil="true"/>
+    <ImageCreateDate xmlns="http://schemas.microsoft.com/sharepoint/v3" xsi:nil="true"/>
+    <GetImgForVideo xmlns="4ae7861e-4bff-47fb-9754-a3da037d4eb5" xsi:nil="true"/>
+    <Description xmlns="http://schemas.microsoft.com/sharepoint/v3" xsi:nil="true"/>
+  </documentManagement>
+</p:properties>
+</file>
+
+<file path=customXml/item3.xml><?xml version="1.0" encoding="utf-8"?>
 <ct:contentTypeSchema xmlns:ct="http://schemas.microsoft.com/office/2006/metadata/contentType" xmlns:ma="http://schemas.microsoft.com/office/2006/metadata/properties/metaAttributes" ct:_="" ma:_="" ma:contentTypeName="Picture" ma:contentTypeID="0x0101020088C615AFA6081A4EAC6D0C7B5DE5004C" ma:contentTypeVersion="3" ma:contentTypeDescription="Upload an image or a photograph." ma:contentTypeScope="" ma:versionID="8a358c36b680c6236bc77b7a1286c80c">
   <xsd:schema xmlns:xsd="http://www.w3.org/2001/XMLSchema" xmlns:xs="http://www.w3.org/2001/XMLSchema" xmlns:p="http://schemas.microsoft.com/office/2006/metadata/properties" xmlns:ns1="http://schemas.microsoft.com/sharepoint/v3" xmlns:ns2="4ae7861e-4bff-47fb-9754-a3da037d4eb5" targetNamespace="http://schemas.microsoft.com/office/2006/metadata/properties" ma:root="true" ma:fieldsID="1315e3235dfc98430f19347398624d38" ns1:_="" ns2:_="">
     <xsd:import namespace="http://schemas.microsoft.com/sharepoint/v3"/>
@@ -4578,31 +4467,26 @@
 </ct:contentTypeSchema>
 </file>
 
-<file path=customXml/item2.xml><?xml version="1.0" encoding="utf-8"?>
-<p:properties xmlns:p="http://schemas.microsoft.com/office/2006/metadata/properties" xmlns:xsi="http://www.w3.org/2001/XMLSchema-instance" xmlns:pc="http://schemas.microsoft.com/office/infopath/2007/PartnerControls">
-  <documentManagement>
-    <AlternateThumbnailUrl xmlns="http://schemas.microsoft.com/sharepoint/v3">
-      <Url xsi:nil="true"/>
-      <Description xsi:nil="true"/>
-    </AlternateThumbnailUrl>
-    <VideoThumbnail xmlns="4ae7861e-4bff-47fb-9754-a3da037d4eb5" xsi:nil="true"/>
-    <ImageCreateDate xmlns="http://schemas.microsoft.com/sharepoint/v3" xsi:nil="true"/>
-    <GetImgForVideo xmlns="4ae7861e-4bff-47fb-9754-a3da037d4eb5" xsi:nil="true"/>
-    <Description xmlns="http://schemas.microsoft.com/sharepoint/v3" xsi:nil="true"/>
-  </documentManagement>
-</p:properties>
+<file path=customXml/itemProps1.xml><?xml version="1.0" encoding="utf-8"?>
+<ds:datastoreItem xmlns:ds="http://schemas.openxmlformats.org/officeDocument/2006/customXml" ds:itemID="{AFD07A8A-035B-44B3-8740-60045F8E4C9F}">
+  <ds:schemaRefs>
+    <ds:schemaRef ds:uri="http://schemas.microsoft.com/sharepoint/v3/contenttype/forms"/>
+  </ds:schemaRefs>
+</ds:datastoreItem>
 </file>
 
-<file path=customXml/item3.xml><?xml version="1.0" encoding="utf-8"?>
-<?mso-contentType ?>
-<FormTemplates xmlns="http://schemas.microsoft.com/sharepoint/v3/contenttype/forms">
-  <Display>DocumentLibraryForm</Display>
-  <Edit>DocumentLibraryForm</Edit>
-  <New>DocumentLibraryForm</New>
-</FormTemplates>
+<file path=customXml/itemProps2.xml><?xml version="1.0" encoding="utf-8"?>
+<ds:datastoreItem xmlns:ds="http://schemas.openxmlformats.org/officeDocument/2006/customXml" ds:itemID="{DFBF5159-804B-4563-9B15-6A0468B25410}">
+  <ds:schemaRefs>
+    <ds:schemaRef ds:uri="http://schemas.microsoft.com/office/2006/metadata/properties"/>
+    <ds:schemaRef ds:uri="http://schemas.microsoft.com/office/infopath/2007/PartnerControls"/>
+    <ds:schemaRef ds:uri="http://schemas.microsoft.com/sharepoint/v3"/>
+    <ds:schemaRef ds:uri="4ae7861e-4bff-47fb-9754-a3da037d4eb5"/>
+  </ds:schemaRefs>
+</ds:datastoreItem>
 </file>
 
-<file path=customXml/itemProps1.xml><?xml version="1.0" encoding="utf-8"?>
+<file path=customXml/itemProps3.xml><?xml version="1.0" encoding="utf-8"?>
 <ds:datastoreItem xmlns:ds="http://schemas.openxmlformats.org/officeDocument/2006/customXml" ds:itemID="{8032CC91-C47F-435F-963C-35AB8945FB24}">
   <ds:schemaRefs>
     <ds:schemaRef ds:uri="http://schemas.microsoft.com/office/2006/metadata/contentType"/>
@@ -4619,23 +4503,4 @@
     <ds:schemaRef ds:uri="http://schemas.microsoft.com/internal/obd"/>
   </ds:schemaRefs>
 </ds:datastoreItem>
-</file>
-
-<file path=customXml/itemProps2.xml><?xml version="1.0" encoding="utf-8"?>
-<ds:datastoreItem xmlns:ds="http://schemas.openxmlformats.org/officeDocument/2006/customXml" ds:itemID="{DFBF5159-804B-4563-9B15-6A0468B25410}">
-  <ds:schemaRefs>
-    <ds:schemaRef ds:uri="http://schemas.microsoft.com/office/2006/metadata/properties"/>
-    <ds:schemaRef ds:uri="http://schemas.microsoft.com/office/infopath/2007/PartnerControls"/>
-    <ds:schemaRef ds:uri="http://schemas.microsoft.com/sharepoint/v3"/>
-    <ds:schemaRef ds:uri="4ae7861e-4bff-47fb-9754-a3da037d4eb5"/>
-  </ds:schemaRefs>
-</ds:datastoreItem>
-</file>
-
-<file path=customXml/itemProps3.xml><?xml version="1.0" encoding="utf-8"?>
-<ds:datastoreItem xmlns:ds="http://schemas.openxmlformats.org/officeDocument/2006/customXml" ds:itemID="{AFD07A8A-035B-44B3-8740-60045F8E4C9F}">
-  <ds:schemaRefs>
-    <ds:schemaRef ds:uri="http://schemas.microsoft.com/sharepoint/v3/contenttype/forms"/>
-  </ds:schemaRefs>
-</ds:datastoreItem>
 </file>